--- a/Meetings/Projektbericht_Praxisprojekt_Abschlussarbeit_21.docx
+++ b/Meetings/Projektbericht_Praxisprojekt_Abschlussarbeit_21.docx
@@ -25,15 +25,7 @@
           <w:sz w:val="36"/>
           <w:szCs w:val="36"/>
         </w:rPr>
-        <w:t>2</w:t>
-      </w:r>
-      <w:r>
-        <w:rPr>
-          <w:b/>
-          <w:sz w:val="36"/>
-          <w:szCs w:val="36"/>
-        </w:rPr>
-        <w:t>8</w:t>
+        <w:t>30</w:t>
       </w:r>
     </w:p>
     <w:p>
@@ -242,7 +234,7 @@
           <w:sz w:val="20"/>
           <w:szCs w:val="20"/>
         </w:rPr>
-        <w:t>0</w:t>
+        <w:t>5</w:t>
       </w:r>
       <w:r>
         <w:rPr>
@@ -256,7 +248,7 @@
           <w:sz w:val="20"/>
           <w:szCs w:val="20"/>
         </w:rPr>
-        <w:t>0</w:t>
+        <w:t>+8</w:t>
       </w:r>
       <w:r>
         <w:rPr>
@@ -264,14 +256,6 @@
           <w:szCs w:val="20"/>
         </w:rPr>
         <w:tab/>
-      </w:r>
-      <w:r>
-        <w:rPr>
-          <w:sz w:val="20"/>
-          <w:szCs w:val="20"/>
-        </w:rPr>
-        <w:tab/>
-        <w:t>Beispiel: 21 / +4</w:t>
       </w:r>
     </w:p>
     <w:tbl>
@@ -391,7 +375,7 @@
                 <w:sz w:val="20"/>
                 <w:szCs w:val="20"/>
               </w:rPr>
-              <w:t>Bericht verbessert</w:t>
+              <w:t>Kapitel 2 abgeschlossen</w:t>
             </w:r>
           </w:p>
         </w:tc>
@@ -449,7 +433,28 @@
                 <w:sz w:val="20"/>
                 <w:szCs w:val="20"/>
               </w:rPr>
-              <w:t>Quellenrecherche</w:t>
+              <w:t xml:space="preserve">Kapitel 3 </w:t>
+            </w:r>
+            <w:r>
+              <w:rPr>
+                <w:sz w:val="20"/>
+                <w:szCs w:val="20"/>
+              </w:rPr>
+              <w:t>schreibe</w:t>
+            </w:r>
+            <w:r>
+              <w:rPr>
+                <w:sz w:val="20"/>
+                <w:szCs w:val="20"/>
+              </w:rPr>
+              <w:t>n</w:t>
+            </w:r>
+            <w:r>
+              <w:rPr>
+                <w:sz w:val="20"/>
+                <w:szCs w:val="20"/>
+              </w:rPr>
+              <w:t xml:space="preserve"> </w:t>
             </w:r>
           </w:p>
         </w:tc>
@@ -469,65 +474,7 @@
                 <w:sz w:val="20"/>
                 <w:szCs w:val="20"/>
               </w:rPr>
-              <w:t>Ja</w:t>
-            </w:r>
-          </w:p>
-        </w:tc>
-        <w:tc>
-          <w:tcPr>
-            <w:tcW w:w="4665" w:type="dxa"/>
-          </w:tcPr>
-          <w:p>
-            <w:pPr>
-              <w:rPr>
-                <w:sz w:val="20"/>
-                <w:szCs w:val="20"/>
-              </w:rPr>
-            </w:pPr>
-          </w:p>
-        </w:tc>
-      </w:tr>
-      <w:tr>
-        <w:trPr>
-          <w:trHeight w:val="461"/>
-        </w:trPr>
-        <w:tc>
-          <w:tcPr>
-            <w:tcW w:w="4123" w:type="dxa"/>
-          </w:tcPr>
-          <w:p>
-            <w:pPr>
-              <w:rPr>
-                <w:sz w:val="20"/>
-                <w:szCs w:val="20"/>
-              </w:rPr>
-            </w:pPr>
-            <w:r>
-              <w:rPr>
-                <w:sz w:val="20"/>
-                <w:szCs w:val="20"/>
-              </w:rPr>
-              <w:t>Struktur der Bachelorarbeit angefangen</w:t>
-            </w:r>
-          </w:p>
-        </w:tc>
-        <w:tc>
-          <w:tcPr>
-            <w:tcW w:w="1194" w:type="dxa"/>
-          </w:tcPr>
-          <w:p>
-            <w:pPr>
-              <w:rPr>
-                <w:sz w:val="20"/>
-                <w:szCs w:val="20"/>
-              </w:rPr>
-            </w:pPr>
-            <w:r>
-              <w:rPr>
-                <w:sz w:val="20"/>
-                <w:szCs w:val="20"/>
-              </w:rPr>
-              <w:t>Ja</w:t>
+              <w:t>In Umsetzung</w:t>
             </w:r>
           </w:p>
         </w:tc>
@@ -587,7 +534,7 @@
           <w:sz w:val="20"/>
           <w:szCs w:val="20"/>
         </w:rPr>
-        <w:t>Keine</w:t>
+        <w:t>Kapitel zwei angepasst, um Zusammenhang besser rüberzubringen</w:t>
       </w:r>
     </w:p>
     <w:p>
@@ -621,76 +568,8 @@
           <w:sz w:val="20"/>
           <w:szCs w:val="20"/>
         </w:rPr>
-        <w:t>Titel für die Bachelorarbeit</w:t>
-      </w:r>
-    </w:p>
-    <w:p>
-      <w:pPr>
-        <w:rPr>
-          <w:sz w:val="20"/>
-          <w:szCs w:val="20"/>
-        </w:rPr>
-      </w:pPr>
-      <w:r>
-        <w:rPr>
-          <w:sz w:val="20"/>
-          <w:szCs w:val="20"/>
-        </w:rPr>
-        <w:t>Forschungsfrage checken</w:t>
-      </w:r>
-    </w:p>
-    <w:p>
-      <w:pPr>
-        <w:rPr>
-          <w:sz w:val="20"/>
-          <w:szCs w:val="20"/>
-        </w:rPr>
-      </w:pPr>
-      <w:r>
-        <w:rPr>
-          <w:sz w:val="20"/>
-          <w:szCs w:val="20"/>
-        </w:rPr>
-        <w:t>Anmeldung Bachelorarbeit</w:t>
-      </w:r>
-    </w:p>
-    <w:p>
-      <w:pPr>
-        <w:rPr>
-          <w:sz w:val="20"/>
-          <w:szCs w:val="20"/>
-        </w:rPr>
-      </w:pPr>
-      <w:r>
-        <w:rPr>
-          <w:sz w:val="20"/>
-          <w:szCs w:val="20"/>
-        </w:rPr>
-        <w:t>Struktur weitergehend verbessern</w:t>
-      </w:r>
-    </w:p>
-    <w:p>
-      <w:pPr>
-        <w:rPr>
-          <w:sz w:val="20"/>
-          <w:szCs w:val="20"/>
-        </w:rPr>
-      </w:pPr>
-      <w:r>
-        <w:rPr>
-          <w:sz w:val="20"/>
-          <w:szCs w:val="20"/>
-        </w:rPr>
-        <w:t>Erste Abschnitte den Strukturen zuordnen</w:t>
-      </w:r>
-    </w:p>
-    <w:p>
-      <w:pPr>
-        <w:rPr>
-          <w:sz w:val="20"/>
-          <w:szCs w:val="20"/>
-        </w:rPr>
-      </w:pPr>
+        <w:t>Weiterschreiben</w:t>
+      </w:r>
     </w:p>
     <w:p>
       <w:pPr>
@@ -1554,6 +1433,7 @@
   <w:style w:type="character" w:default="1" w:styleId="Absatz-Standardschriftart">
     <w:name w:val="Default Paragraph Font"/>
     <w:uiPriority w:val="1"/>
+    <w:semiHidden/>
     <w:unhideWhenUsed/>
   </w:style>
   <w:style w:type="table" w:default="1" w:styleId="NormaleTabelle">
